--- a/ThesisManagement.Api/Templates/BẢNG ĐIỂM GHI KẾT QUẢ BẢO VỆ.docx
+++ b/ThesisManagement.Api/Templates/BẢNG ĐIỂM GHI KẾT QUẢ BẢO VỆ.docx
@@ -83,10 +83,11 @@
               <w:ind w:left="153"/>
               <w:rPr>
                 <w:rFonts w:ascii="Times New Roman" w:eastAsia="Times New Roman" w:hAnsi="Times New Roman" w:cs="Times New Roman"/>
+                <w:b/>
                 <w:noProof/>
                 <w:sz w:val="26"/>
                 <w:szCs w:val="26"/>
-                <w:lang w:val="vi-VN"/>
+                <w:lang w:val="af-ZA"/>
               </w:rPr>
             </w:pPr>
             <w:r>
@@ -98,7 +99,31 @@
                 <w:szCs w:val="26"/>
                 <w:lang w:val="vi-VN"/>
               </w:rPr>
-              <w:t>BẢNG ĐIỂM GHI KẾT QUẢ BẢO VỆ ĐỒ ÁN NGÀNH</w:t>
+              <w:t xml:space="preserve">BẢNG ĐIỂM GHI KẾT QUẢ BẢO VỆ ĐỒ ÁN </w:t>
+            </w:r>
+          </w:p>
+          <w:p>
+            <w:pPr>
+              <w:spacing w:before="78" w:line="254" w:lineRule="auto"/>
+              <w:ind w:left="153"/>
+              <w:rPr>
+                <w:rFonts w:ascii="Times New Roman" w:eastAsia="Times New Roman" w:hAnsi="Times New Roman" w:cs="Times New Roman"/>
+                <w:noProof/>
+                <w:sz w:val="26"/>
+                <w:szCs w:val="26"/>
+                <w:lang w:val="af-ZA"/>
+              </w:rPr>
+            </w:pPr>
+            <w:r>
+              <w:rPr>
+                <w:rFonts w:ascii="Times New Roman" w:eastAsia="Times New Roman" w:hAnsi="Times New Roman" w:cs="Times New Roman"/>
+                <w:b/>
+                <w:noProof/>
+                <w:sz w:val="26"/>
+                <w:szCs w:val="26"/>
+                <w:lang w:val="vi-VN"/>
+              </w:rPr>
+              <w:t>NGÀNH</w:t>
             </w:r>
             <w:r>
               <w:rPr>
@@ -108,7 +133,27 @@
                 <w:szCs w:val="26"/>
                 <w:lang w:val="vi-VN"/>
               </w:rPr>
-              <w:t>:…...................................................................................................................</w:t>
+              <w:t>:</w:t>
+            </w:r>
+            <w:r>
+              <w:rPr>
+                <w:rFonts w:ascii="Times New Roman" w:eastAsia="Times New Roman" w:hAnsi="Times New Roman" w:cs="Times New Roman"/>
+                <w:noProof/>
+                <w:sz w:val="26"/>
+                <w:szCs w:val="26"/>
+                <w:lang w:val="vi-VN"/>
+              </w:rPr>
+              <w:t>{{MajorName}}</w:t>
+            </w:r>
+            <w:r>
+              <w:rPr>
+                <w:rFonts w:ascii="Times New Roman" w:eastAsia="Times New Roman" w:hAnsi="Times New Roman" w:cs="Times New Roman"/>
+                <w:noProof/>
+                <w:sz w:val="26"/>
+                <w:szCs w:val="26"/>
+                <w:lang w:val="vi-VN"/>
+              </w:rPr>
+              <w:t>.............................................................................................</w:t>
             </w:r>
           </w:p>
           <w:p>
@@ -119,7 +164,7 @@
                 <w:noProof/>
                 <w:sz w:val="26"/>
                 <w:szCs w:val="26"/>
-                <w:lang w:val="vi-VN"/>
+                <w:lang w:val="af-ZA"/>
               </w:rPr>
             </w:pPr>
             <w:r>
@@ -134,35 +179,60 @@
               <w:t>HỘI ĐỒNG SỐ:</w:t>
             </w:r>
             <w:r>
-              <w:rPr>
-                <w:rFonts w:ascii="Times New Roman" w:eastAsia="Times New Roman" w:hAnsi="Times New Roman" w:cs="Times New Roman"/>
+              <w:t xml:space="preserve"> </w:t>
+            </w:r>
+            <w:r>
+              <w:rPr>
+                <w:rFonts w:ascii="Times New Roman" w:eastAsia="Times New Roman" w:hAnsi="Times New Roman" w:cs="Times New Roman"/>
+                <w:bCs/>
                 <w:noProof/>
                 <w:sz w:val="26"/>
                 <w:szCs w:val="26"/>
                 <w:lang w:val="vi-VN"/>
               </w:rPr>
-              <w:t xml:space="preserve">…........................ </w:t>
+              <w:t>{{CommitteeCode}}</w:t>
             </w:r>
             <w:r>
               <w:rPr>
                 <w:rFonts w:ascii="Times New Roman" w:eastAsia="Times New Roman" w:hAnsi="Times New Roman" w:cs="Times New Roman"/>
-                <w:b/>
                 <w:noProof/>
                 <w:sz w:val="26"/>
                 <w:szCs w:val="26"/>
-                <w:lang w:val="vi-VN"/>
-              </w:rPr>
-              <w:t>NGÀY BẢO VỆ:</w:t>
+                <w:lang w:val="af-ZA"/>
+              </w:rPr>
+              <w:t xml:space="preserve">   </w:t>
             </w:r>
             <w:r>
               <w:rPr>
                 <w:rFonts w:ascii="Times New Roman" w:eastAsia="Times New Roman" w:hAnsi="Times New Roman" w:cs="Times New Roman"/>
+                <w:b/>
                 <w:noProof/>
                 <w:sz w:val="26"/>
                 <w:szCs w:val="26"/>
                 <w:lang w:val="vi-VN"/>
               </w:rPr>
-              <w:t>….............................................</w:t>
+              <w:t>NGÀY BẢO VỆ</w:t>
+            </w:r>
+            <w:r>
+              <w:rPr>
+                <w:rFonts w:ascii="Times New Roman" w:eastAsia="Times New Roman" w:hAnsi="Times New Roman" w:cs="Times New Roman"/>
+                <w:b/>
+                <w:noProof/>
+                <w:sz w:val="26"/>
+                <w:szCs w:val="26"/>
+                <w:lang w:val="af-ZA"/>
+              </w:rPr>
+              <w:t xml:space="preserve">: </w:t>
+            </w:r>
+            <w:r>
+              <w:rPr>
+                <w:rFonts w:ascii="Times New Roman" w:eastAsia="Times New Roman" w:hAnsi="Times New Roman" w:cs="Times New Roman"/>
+                <w:bCs/>
+                <w:noProof/>
+                <w:sz w:val="26"/>
+                <w:szCs w:val="26"/>
+              </w:rPr>
+              <w:t>{{DefenseDate}}</w:t>
             </w:r>
           </w:p>
           <w:p>
@@ -271,8 +341,8 @@
         <w:tblLook w:val="0000" w:firstRow="0" w:lastRow="0" w:firstColumn="0" w:lastColumn="0" w:noHBand="0" w:noVBand="0"/>
       </w:tblPr>
       <w:tblGrid>
-        <w:gridCol w:w="643"/>
-        <w:gridCol w:w="2403"/>
+        <w:gridCol w:w="841"/>
+        <w:gridCol w:w="2205"/>
         <w:gridCol w:w="1699"/>
         <w:gridCol w:w="965"/>
         <w:gridCol w:w="1623"/>
@@ -288,7 +358,7 @@
         </w:trPr>
         <w:tc>
           <w:tcPr>
-            <w:tcW w:w="643" w:type="dxa"/>
+            <w:tcW w:w="841" w:type="dxa"/>
             <w:vMerge w:val="restart"/>
           </w:tcPr>
           <w:p>
@@ -343,7 +413,7 @@
         </w:tc>
         <w:tc>
           <w:tcPr>
-            <w:tcW w:w="2403" w:type="dxa"/>
+            <w:tcW w:w="2205" w:type="dxa"/>
             <w:vMerge w:val="restart"/>
           </w:tcPr>
           <w:p>
@@ -371,7 +441,7 @@
                 <w:between w:val="nil"/>
               </w:pBdr>
               <w:spacing w:after="0" w:line="240" w:lineRule="auto"/>
-              <w:ind w:left="798" w:right="106"/>
+              <w:ind w:left="798" w:right="106" w:hanging="764"/>
               <w:jc w:val="center"/>
               <w:rPr>
                 <w:rFonts w:ascii="Times New Roman" w:eastAsia="Times New Roman" w:hAnsi="Times New Roman" w:cs="Times New Roman"/>
@@ -410,6 +480,7 @@
               </w:pBdr>
               <w:spacing w:before="148" w:after="0" w:line="259" w:lineRule="auto"/>
               <w:ind w:right="106"/>
+              <w:jc w:val="center"/>
               <w:rPr>
                 <w:rFonts w:ascii="Times New Roman" w:eastAsia="Times New Roman" w:hAnsi="Times New Roman" w:cs="Times New Roman"/>
                 <w:b/>
@@ -465,8 +536,7 @@
                 <w:between w:val="nil"/>
               </w:pBdr>
               <w:spacing w:after="0" w:line="240" w:lineRule="auto"/>
-              <w:ind w:left="-35" w:right="106" w:firstLine="35"/>
-              <w:jc w:val="center"/>
+              <w:ind w:left="-35" w:right="106" w:hanging="4"/>
               <w:rPr>
                 <w:rFonts w:ascii="Times New Roman" w:eastAsia="Times New Roman" w:hAnsi="Times New Roman" w:cs="Times New Roman"/>
                 <w:b/>
@@ -744,7 +814,7 @@
         </w:trPr>
         <w:tc>
           <w:tcPr>
-            <w:tcW w:w="643" w:type="dxa"/>
+            <w:tcW w:w="841" w:type="dxa"/>
             <w:vMerge/>
           </w:tcPr>
           <w:p>
@@ -768,7 +838,7 @@
         </w:tc>
         <w:tc>
           <w:tcPr>
-            <w:tcW w:w="2403" w:type="dxa"/>
+            <w:tcW w:w="2205" w:type="dxa"/>
             <w:vMerge/>
           </w:tcPr>
           <w:p>
@@ -1026,7 +1096,7 @@
         </w:trPr>
         <w:tc>
           <w:tcPr>
-            <w:tcW w:w="643" w:type="dxa"/>
+            <w:tcW w:w="841" w:type="dxa"/>
           </w:tcPr>
           <w:p>
             <w:pPr>
@@ -1061,7 +1131,7 @@
         </w:tc>
         <w:tc>
           <w:tcPr>
-            <w:tcW w:w="2403" w:type="dxa"/>
+            <w:tcW w:w="2205" w:type="dxa"/>
           </w:tcPr>
           <w:p>
             <w:pPr>
@@ -1310,7 +1380,7 @@
         </w:trPr>
         <w:tc>
           <w:tcPr>
-            <w:tcW w:w="643" w:type="dxa"/>
+            <w:tcW w:w="841" w:type="dxa"/>
           </w:tcPr>
           <w:p>
             <w:pPr>
@@ -1345,7 +1415,7 @@
         </w:tc>
         <w:tc>
           <w:tcPr>
-            <w:tcW w:w="2403" w:type="dxa"/>
+            <w:tcW w:w="2205" w:type="dxa"/>
           </w:tcPr>
           <w:p>
             <w:pPr>
@@ -1548,7 +1618,7 @@
         </w:trPr>
         <w:tc>
           <w:tcPr>
-            <w:tcW w:w="643" w:type="dxa"/>
+            <w:tcW w:w="841" w:type="dxa"/>
           </w:tcPr>
           <w:p>
             <w:pPr>
@@ -1583,7 +1653,7 @@
         </w:tc>
         <w:tc>
           <w:tcPr>
-            <w:tcW w:w="2403" w:type="dxa"/>
+            <w:tcW w:w="2205" w:type="dxa"/>
           </w:tcPr>
           <w:p>
             <w:pPr>
@@ -1786,7 +1856,7 @@
         </w:trPr>
         <w:tc>
           <w:tcPr>
-            <w:tcW w:w="643" w:type="dxa"/>
+            <w:tcW w:w="841" w:type="dxa"/>
           </w:tcPr>
           <w:p>
             <w:pPr>
@@ -1821,7 +1891,7 @@
         </w:tc>
         <w:tc>
           <w:tcPr>
-            <w:tcW w:w="2403" w:type="dxa"/>
+            <w:tcW w:w="2205" w:type="dxa"/>
           </w:tcPr>
           <w:p>
             <w:pPr>
@@ -2104,9 +2174,9 @@
         <w:tblLook w:val="0000" w:firstRow="0" w:lastRow="0" w:firstColumn="0" w:lastColumn="0" w:noHBand="0" w:noVBand="0"/>
       </w:tblPr>
       <w:tblGrid>
-        <w:gridCol w:w="643"/>
-        <w:gridCol w:w="2403"/>
-        <w:gridCol w:w="2664"/>
+        <w:gridCol w:w="841"/>
+        <w:gridCol w:w="2693"/>
+        <w:gridCol w:w="2176"/>
         <w:gridCol w:w="1623"/>
       </w:tblGrid>
       <w:tr>
@@ -2115,7 +2185,7 @@
         </w:trPr>
         <w:tc>
           <w:tcPr>
-            <w:tcW w:w="643" w:type="dxa"/>
+            <w:tcW w:w="841" w:type="dxa"/>
           </w:tcPr>
           <w:p>
             <w:pPr>
@@ -2152,7 +2222,7 @@
         </w:tc>
         <w:tc>
           <w:tcPr>
-            <w:tcW w:w="2403" w:type="dxa"/>
+            <w:tcW w:w="2693" w:type="dxa"/>
           </w:tcPr>
           <w:p>
             <w:pPr>
@@ -2188,7 +2258,7 @@
         </w:tc>
         <w:tc>
           <w:tcPr>
-            <w:tcW w:w="2664" w:type="dxa"/>
+            <w:tcW w:w="2176" w:type="dxa"/>
           </w:tcPr>
           <w:p>
             <w:pPr>
@@ -2197,7 +2267,7 @@
                 <w:between w:val="nil"/>
               </w:pBdr>
               <w:spacing w:before="57" w:after="0" w:line="240" w:lineRule="auto"/>
-              <w:ind w:left="808"/>
+              <w:ind w:left="808" w:hanging="341"/>
               <w:rPr>
                 <w:rFonts w:ascii="Times New Roman" w:eastAsia="Times New Roman" w:hAnsi="Times New Roman" w:cs="Times New Roman"/>
                 <w:b/>
@@ -2233,7 +2303,7 @@
                 <w:between w:val="nil"/>
               </w:pBdr>
               <w:spacing w:before="66" w:after="0" w:line="240" w:lineRule="auto"/>
-              <w:ind w:left="417"/>
+              <w:ind w:left="417" w:hanging="155"/>
               <w:rPr>
                 <w:rFonts w:ascii="Times New Roman" w:eastAsia="Times New Roman" w:hAnsi="Times New Roman" w:cs="Times New Roman"/>
                 <w:b/>
@@ -2265,7 +2335,7 @@
         </w:trPr>
         <w:tc>
           <w:tcPr>
-            <w:tcW w:w="643" w:type="dxa"/>
+            <w:tcW w:w="841" w:type="dxa"/>
           </w:tcPr>
           <w:p>
             <w:pPr>
@@ -2289,7 +2359,7 @@
         </w:tc>
         <w:tc>
           <w:tcPr>
-            <w:tcW w:w="2403" w:type="dxa"/>
+            <w:tcW w:w="2693" w:type="dxa"/>
           </w:tcPr>
           <w:p>
             <w:pPr>
@@ -2323,7 +2393,7 @@
         </w:tc>
         <w:tc>
           <w:tcPr>
-            <w:tcW w:w="2664" w:type="dxa"/>
+            <w:tcW w:w="2176" w:type="dxa"/>
           </w:tcPr>
           <w:p>
             <w:pPr>
@@ -2372,7 +2442,7 @@
         </w:trPr>
         <w:tc>
           <w:tcPr>
-            <w:tcW w:w="643" w:type="dxa"/>
+            <w:tcW w:w="841" w:type="dxa"/>
           </w:tcPr>
           <w:p>
             <w:pPr>
@@ -2407,7 +2477,7 @@
         </w:tc>
         <w:tc>
           <w:tcPr>
-            <w:tcW w:w="2403" w:type="dxa"/>
+            <w:tcW w:w="2693" w:type="dxa"/>
           </w:tcPr>
           <w:p>
             <w:pPr>
@@ -2441,7 +2511,7 @@
         </w:tc>
         <w:tc>
           <w:tcPr>
-            <w:tcW w:w="2664" w:type="dxa"/>
+            <w:tcW w:w="2176" w:type="dxa"/>
           </w:tcPr>
           <w:p>
             <w:pPr>
@@ -2502,7 +2572,7 @@
         </w:trPr>
         <w:tc>
           <w:tcPr>
-            <w:tcW w:w="643" w:type="dxa"/>
+            <w:tcW w:w="841" w:type="dxa"/>
           </w:tcPr>
           <w:p>
             <w:pPr>
@@ -2526,7 +2596,7 @@
         </w:tc>
         <w:tc>
           <w:tcPr>
-            <w:tcW w:w="2403" w:type="dxa"/>
+            <w:tcW w:w="2693" w:type="dxa"/>
           </w:tcPr>
           <w:p>
             <w:pPr>
@@ -2560,7 +2630,7 @@
         </w:tc>
         <w:tc>
           <w:tcPr>
-            <w:tcW w:w="2664" w:type="dxa"/>
+            <w:tcW w:w="2176" w:type="dxa"/>
           </w:tcPr>
           <w:p>
             <w:pPr>
@@ -8813,7 +8883,6 @@
   <w:style w:type="character" w:default="1" w:styleId="DefaultParagraphFont">
     <w:name w:val="Default Paragraph Font"/>
     <w:uiPriority w:val="1"/>
-    <w:semiHidden/>
     <w:unhideWhenUsed/>
   </w:style>
   <w:style w:type="table" w:default="1" w:styleId="TableNormal">

--- a/ThesisManagement.Api/Templates/BẢNG ĐIỂM GHI KẾT QUẢ BẢO VỆ.docx
+++ b/ThesisManagement.Api/Templates/BẢNG ĐIỂM GHI KẾT QUẢ BẢO VỆ.docx
@@ -108,6 +108,8 @@
               <w:ind w:left="153"/>
               <w:rPr>
                 <w:rFonts w:ascii="Times New Roman" w:eastAsia="Times New Roman" w:hAnsi="Times New Roman" w:cs="Times New Roman"/>
+                <w:b/>
+                <w:bCs/>
                 <w:noProof/>
                 <w:sz w:val="26"/>
                 <w:szCs w:val="26"/>
@@ -131,29 +133,21 @@
                 <w:noProof/>
                 <w:sz w:val="26"/>
                 <w:szCs w:val="26"/>
-                <w:lang w:val="vi-VN"/>
-              </w:rPr>
-              <w:t>:</w:t>
+                <w:lang w:val="af-ZA"/>
+              </w:rPr>
+              <w:t xml:space="preserve"> </w:t>
             </w:r>
             <w:r>
               <w:rPr>
                 <w:rFonts w:ascii="Times New Roman" w:eastAsia="Times New Roman" w:hAnsi="Times New Roman" w:cs="Times New Roman"/>
+                <w:b/>
+                <w:bCs/>
                 <w:noProof/>
                 <w:sz w:val="26"/>
                 <w:szCs w:val="26"/>
-                <w:lang w:val="vi-VN"/>
-              </w:rPr>
-              <w:t>{{MajorName}}</w:t>
-            </w:r>
-            <w:r>
-              <w:rPr>
-                <w:rFonts w:ascii="Times New Roman" w:eastAsia="Times New Roman" w:hAnsi="Times New Roman" w:cs="Times New Roman"/>
-                <w:noProof/>
-                <w:sz w:val="26"/>
-                <w:szCs w:val="26"/>
-                <w:lang w:val="vi-VN"/>
-              </w:rPr>
-              <w:t>.............................................................................................</w:t>
+                <w:lang w:val="af-ZA"/>
+              </w:rPr>
+              <w:t xml:space="preserve">CÔNG NGHỆ THÔNG TIN </w:t>
             </w:r>
           </w:p>
           <w:p>
@@ -1087,290 +1081,6 @@
                 <w:lang w:val="vi-VN"/>
               </w:rPr>
             </w:pPr>
-          </w:p>
-        </w:tc>
-      </w:tr>
-      <w:tr>
-        <w:trPr>
-          <w:trHeight w:val="397"/>
-        </w:trPr>
-        <w:tc>
-          <w:tcPr>
-            <w:tcW w:w="841" w:type="dxa"/>
-          </w:tcPr>
-          <w:p>
-            <w:pPr>
-              <w:widowControl w:val="0"/>
-              <w:pBdr>
-                <w:between w:val="nil"/>
-              </w:pBdr>
-              <w:spacing w:before="59" w:after="0" w:line="240" w:lineRule="auto"/>
-              <w:ind w:left="64" w:right="24"/>
-              <w:jc w:val="center"/>
-              <w:rPr>
-                <w:rFonts w:ascii="Times New Roman" w:eastAsia="Times New Roman" w:hAnsi="Times New Roman" w:cs="Times New Roman"/>
-                <w:noProof/>
-                <w:color w:val="000000"/>
-                <w:sz w:val="24"/>
-                <w:szCs w:val="24"/>
-                <w:lang w:val="vi-VN"/>
-              </w:rPr>
-            </w:pPr>
-            <w:r>
-              <w:rPr>
-                <w:rFonts w:ascii="Times New Roman" w:eastAsia="Times New Roman" w:hAnsi="Times New Roman" w:cs="Times New Roman"/>
-                <w:noProof/>
-                <w:color w:val="000000"/>
-                <w:sz w:val="24"/>
-                <w:szCs w:val="24"/>
-                <w:lang w:val="vi-VN"/>
-              </w:rPr>
-              <w:t>(1)</w:t>
-            </w:r>
-          </w:p>
-        </w:tc>
-        <w:tc>
-          <w:tcPr>
-            <w:tcW w:w="2205" w:type="dxa"/>
-          </w:tcPr>
-          <w:p>
-            <w:pPr>
-              <w:widowControl w:val="0"/>
-              <w:pBdr>
-                <w:between w:val="nil"/>
-              </w:pBdr>
-              <w:spacing w:before="59" w:after="0" w:line="240" w:lineRule="auto"/>
-              <w:ind w:left="798" w:right="761"/>
-              <w:jc w:val="center"/>
-              <w:rPr>
-                <w:rFonts w:ascii="Times New Roman" w:eastAsia="Times New Roman" w:hAnsi="Times New Roman" w:cs="Times New Roman"/>
-                <w:noProof/>
-                <w:color w:val="000000"/>
-                <w:sz w:val="24"/>
-                <w:szCs w:val="24"/>
-                <w:lang w:val="vi-VN"/>
-              </w:rPr>
-            </w:pPr>
-            <w:r>
-              <w:rPr>
-                <w:rFonts w:ascii="Times New Roman" w:eastAsia="Times New Roman" w:hAnsi="Times New Roman" w:cs="Times New Roman"/>
-                <w:noProof/>
-                <w:color w:val="000000"/>
-                <w:sz w:val="24"/>
-                <w:szCs w:val="24"/>
-                <w:lang w:val="vi-VN"/>
-              </w:rPr>
-              <w:t>(2)</w:t>
-            </w:r>
-          </w:p>
-        </w:tc>
-        <w:tc>
-          <w:tcPr>
-            <w:tcW w:w="1699" w:type="dxa"/>
-          </w:tcPr>
-          <w:p>
-            <w:pPr>
-              <w:widowControl w:val="0"/>
-              <w:pBdr>
-                <w:between w:val="nil"/>
-              </w:pBdr>
-              <w:spacing w:before="59" w:after="0" w:line="240" w:lineRule="auto"/>
-              <w:ind w:right="106"/>
-              <w:jc w:val="center"/>
-              <w:rPr>
-                <w:rFonts w:ascii="Times New Roman" w:eastAsia="Times New Roman" w:hAnsi="Times New Roman" w:cs="Times New Roman"/>
-                <w:noProof/>
-                <w:color w:val="000000"/>
-                <w:sz w:val="24"/>
-                <w:szCs w:val="24"/>
-                <w:lang w:val="vi-VN"/>
-              </w:rPr>
-            </w:pPr>
-            <w:r>
-              <w:rPr>
-                <w:rFonts w:ascii="Times New Roman" w:eastAsia="Times New Roman" w:hAnsi="Times New Roman" w:cs="Times New Roman"/>
-                <w:noProof/>
-                <w:color w:val="000000"/>
-                <w:sz w:val="24"/>
-                <w:szCs w:val="24"/>
-                <w:lang w:val="vi-VN"/>
-              </w:rPr>
-              <w:t>(3)</w:t>
-            </w:r>
-          </w:p>
-        </w:tc>
-        <w:tc>
-          <w:tcPr>
-            <w:tcW w:w="965" w:type="dxa"/>
-          </w:tcPr>
-          <w:p>
-            <w:pPr>
-              <w:widowControl w:val="0"/>
-              <w:pBdr>
-                <w:between w:val="nil"/>
-              </w:pBdr>
-              <w:spacing w:before="59" w:after="0" w:line="240" w:lineRule="auto"/>
-              <w:ind w:left="352"/>
-              <w:rPr>
-                <w:rFonts w:ascii="Times New Roman" w:eastAsia="Times New Roman" w:hAnsi="Times New Roman" w:cs="Times New Roman"/>
-                <w:noProof/>
-                <w:color w:val="000000"/>
-                <w:sz w:val="24"/>
-                <w:szCs w:val="24"/>
-                <w:lang w:val="vi-VN"/>
-              </w:rPr>
-            </w:pPr>
-            <w:r>
-              <w:rPr>
-                <w:rFonts w:ascii="Times New Roman" w:eastAsia="Times New Roman" w:hAnsi="Times New Roman" w:cs="Times New Roman"/>
-                <w:noProof/>
-                <w:color w:val="000000"/>
-                <w:sz w:val="24"/>
-                <w:szCs w:val="24"/>
-                <w:lang w:val="vi-VN"/>
-              </w:rPr>
-              <w:t>(4)</w:t>
-            </w:r>
-          </w:p>
-        </w:tc>
-        <w:tc>
-          <w:tcPr>
-            <w:tcW w:w="1623" w:type="dxa"/>
-          </w:tcPr>
-          <w:p>
-            <w:pPr>
-              <w:widowControl w:val="0"/>
-              <w:pBdr>
-                <w:between w:val="nil"/>
-              </w:pBdr>
-              <w:spacing w:before="59" w:after="0" w:line="240" w:lineRule="auto"/>
-              <w:ind w:left="134" w:right="143"/>
-              <w:jc w:val="center"/>
-              <w:rPr>
-                <w:rFonts w:ascii="Times New Roman" w:eastAsia="Times New Roman" w:hAnsi="Times New Roman" w:cs="Times New Roman"/>
-                <w:noProof/>
-                <w:color w:val="000000"/>
-                <w:sz w:val="24"/>
-                <w:szCs w:val="24"/>
-                <w:lang w:val="vi-VN"/>
-              </w:rPr>
-            </w:pPr>
-            <w:r>
-              <w:rPr>
-                <w:rFonts w:ascii="Times New Roman" w:eastAsia="Times New Roman" w:hAnsi="Times New Roman" w:cs="Times New Roman"/>
-                <w:noProof/>
-                <w:color w:val="000000"/>
-                <w:sz w:val="24"/>
-                <w:szCs w:val="24"/>
-                <w:lang w:val="vi-VN"/>
-              </w:rPr>
-              <w:t>(5)</w:t>
-            </w:r>
-          </w:p>
-        </w:tc>
-        <w:tc>
-          <w:tcPr>
-            <w:tcW w:w="1627" w:type="dxa"/>
-          </w:tcPr>
-          <w:p>
-            <w:pPr>
-              <w:widowControl w:val="0"/>
-              <w:pBdr>
-                <w:between w:val="nil"/>
-              </w:pBdr>
-              <w:spacing w:before="59" w:after="0" w:line="240" w:lineRule="auto"/>
-              <w:ind w:left="134" w:right="143"/>
-              <w:jc w:val="center"/>
-              <w:rPr>
-                <w:rFonts w:ascii="Times New Roman" w:eastAsia="Times New Roman" w:hAnsi="Times New Roman" w:cs="Times New Roman"/>
-                <w:noProof/>
-                <w:color w:val="000000"/>
-                <w:sz w:val="24"/>
-                <w:szCs w:val="24"/>
-                <w:lang w:val="vi-VN"/>
-              </w:rPr>
-            </w:pPr>
-            <w:r>
-              <w:rPr>
-                <w:rFonts w:ascii="Times New Roman" w:eastAsia="Times New Roman" w:hAnsi="Times New Roman" w:cs="Times New Roman"/>
-                <w:noProof/>
-                <w:color w:val="000000"/>
-                <w:sz w:val="24"/>
-                <w:szCs w:val="24"/>
-                <w:lang w:val="vi-VN"/>
-              </w:rPr>
-              <w:t>(6)</w:t>
-            </w:r>
-          </w:p>
-        </w:tc>
-        <w:tc>
-          <w:tcPr>
-            <w:tcW w:w="4071" w:type="dxa"/>
-            <w:gridSpan w:val="3"/>
-          </w:tcPr>
-          <w:p>
-            <w:pPr>
-              <w:widowControl w:val="0"/>
-              <w:pBdr>
-                <w:between w:val="nil"/>
-              </w:pBdr>
-              <w:spacing w:before="49" w:after="0" w:line="240" w:lineRule="auto"/>
-              <w:ind w:left="134" w:right="143"/>
-              <w:jc w:val="center"/>
-              <w:rPr>
-                <w:rFonts w:ascii="Times New Roman" w:eastAsia="Times New Roman" w:hAnsi="Times New Roman" w:cs="Times New Roman"/>
-                <w:noProof/>
-                <w:color w:val="000000"/>
-                <w:sz w:val="24"/>
-                <w:szCs w:val="24"/>
-                <w:lang w:val="vi-VN"/>
-              </w:rPr>
-            </w:pPr>
-            <w:r>
-              <w:rPr>
-                <w:rFonts w:ascii="Times New Roman" w:eastAsia="Times New Roman" w:hAnsi="Times New Roman" w:cs="Times New Roman"/>
-                <w:noProof/>
-                <w:color w:val="000000"/>
-                <w:sz w:val="24"/>
-                <w:szCs w:val="24"/>
-                <w:lang w:val="vi-VN"/>
-              </w:rPr>
-              <w:t>(7)</w:t>
-            </w:r>
-          </w:p>
-        </w:tc>
-        <w:tc>
-          <w:tcPr>
-            <w:tcW w:w="1701" w:type="dxa"/>
-          </w:tcPr>
-          <w:p>
-            <w:pPr>
-              <w:widowControl w:val="0"/>
-              <w:pBdr>
-                <w:between w:val="nil"/>
-              </w:pBdr>
-              <w:spacing w:before="59" w:after="0" w:line="240" w:lineRule="auto"/>
-              <w:ind w:left="136"/>
-              <w:rPr>
-                <w:rFonts w:ascii="Times New Roman" w:eastAsia="Times New Roman" w:hAnsi="Times New Roman" w:cs="Times New Roman"/>
-                <w:noProof/>
-                <w:color w:val="000000"/>
-                <w:sz w:val="24"/>
-                <w:szCs w:val="24"/>
-                <w:lang w:val="vi-VN"/>
-              </w:rPr>
-            </w:pPr>
-            <w:r>
-              <w:rPr>
-                <w:rFonts w:ascii="Times New Roman" w:eastAsia="Times New Roman" w:hAnsi="Times New Roman" w:cs="Times New Roman"/>
-                <w:noProof/>
-                <w:color w:val="000000"/>
-                <w:sz w:val="24"/>
-                <w:szCs w:val="24"/>
-                <w:lang w:val="vi-VN"/>
-              </w:rPr>
-              <w:t>(8)=(6+7)/4</w:t>
-            </w:r>
           </w:p>
         </w:tc>
       </w:tr>
@@ -8883,6 +8593,7 @@
   <w:style w:type="character" w:default="1" w:styleId="DefaultParagraphFont">
     <w:name w:val="Default Paragraph Font"/>
     <w:uiPriority w:val="1"/>
+    <w:semiHidden/>
     <w:unhideWhenUsed/>
   </w:style>
   <w:style w:type="table" w:default="1" w:styleId="TableNormal">
